--- a/_implementation-notes/evening-series/FotH Pilot Session 5 Evening Run Sheet DRAFT v1.docx
+++ b/_implementation-notes/evening-series/FotH Pilot Session 5 Evening Run Sheet DRAFT v1.docx
@@ -268,6 +268,82 @@
       </w:r>
       <w:r>
         <w:t xml:space="preserve">circle if the room is small enough to stay honest).</w:t>
+      </w:r>
+    </w:p>
+    <w:p>
+      <w:pPr>
+        <w:pStyle w:val="Compact"/>
+        <w:numPr>
+          <w:ilvl w:val="0"/>
+          <w:numId w:val="1001"/>
+        </w:numPr>
+      </w:pPr>
+      <w:r>
+        <w:rPr>
+          <w:b/>
+          <w:bCs/>
+        </w:rPr>
+        <w:t>The evening opens on the map.</w:t>
+      </w:r>
+      <w:r>
+        <w:t xml:space="preserve"> The Four Connects grounding slide now opens every session — the first four weeks were Connect with Self; tonight stands in the second box, Connect with Others. The four conditions of friendship are how connecting with others deepens into loving others (Matt. 22:37–40).</w:t>
+      </w:r>
+    </w:p>
+    <w:p>
+      <w:pPr>
+        <w:pStyle w:val="Compact"/>
+        <w:numPr>
+          <w:ilvl w:val="0"/>
+          <w:numId w:val="1001"/>
+        </w:numPr>
+      </w:pPr>
+      <w:r>
+        <w:rPr>
+          <w:b/>
+          <w:bCs/>
+        </w:rPr>
+        <w:t>A pair leads, visibly.</w:t>
+      </w:r>
+      <w:r>
+        <w:t xml:space="preserve"> Name it in the welcome: two leaders hold tonight — container and content — and the room will see the evening handed back and forth between them. That is the design. The pair practices the session together before the evening (at the planning lab, or before dinner), so each knows who is where in the flow.</w:t>
+      </w:r>
+    </w:p>
+    <w:p>
+      <w:pPr>
+        <w:pStyle w:val="Compact"/>
+        <w:numPr>
+          <w:ilvl w:val="0"/>
+          <w:numId w:val="1001"/>
+        </w:numPr>
+      </w:pPr>
+      <w:r>
+        <w:rPr>
+          <w:b/>
+          <w:bCs/>
+        </w:rPr>
+        <w:t>Split only if the room needs it.</w:t>
+      </w:r>
+      <w:r>
+        <w:t xml:space="preserve"> The mapping block’s split-and-merge assumes numbers. With six or so around the table, stay one circle — or drop into quick pair work in place, knee to knee, which does the same work faster. Pair work is also the standing time-recovery lever: a full split-and-merge costs about five minutes. (The 9/15 running finished ten minutes early without a split.)</w:t>
+      </w:r>
+    </w:p>
+    <w:p>
+      <w:pPr>
+        <w:pStyle w:val="Compact"/>
+        <w:numPr>
+          <w:ilvl w:val="0"/>
+          <w:numId w:val="1001"/>
+        </w:numPr>
+      </w:pPr>
+      <w:r>
+        <w:rPr>
+          <w:b/>
+          <w:bCs/>
+        </w:rPr>
+        <w:t>The container holder is the busier seat.</w:t>
+      </w:r>
+      <w:r>
+        <w:t xml:space="preserve"> Clock and room both: a continuous read against safe, present, clear, intentional — noticing anyone triggered or checked out. Anything of weight goes to the backstop adult; that handoff is the bright line working, not the container failing.</w:t>
       </w:r>
     </w:p>
     <w:bookmarkEnd w:id="9"/>
@@ -704,7 +780,7 @@
           <w:b/>
           <w:bCs/>
         </w:rPr>
-        <w:t xml:space="preserve">The practice, week one.</w:t>
+        <w:t>The homework practice, week one.</w:t>
       </w:r>
       <w:r>
         <w:t xml:space="preserve"> </w:t>
@@ -772,7 +848,7 @@
           <w:b/>
           <w:bCs/>
         </w:rPr>
-        <w:t xml:space="preserve">The practice, week two.</w:t>
+        <w:t>The homework practice, week two.</w:t>
       </w:r>
       <w:r>
         <w:t xml:space="preserve"> </w:t>

--- a/_implementation-notes/evening-series/FotH Pilot Session 5 Evening Run Sheet DRAFT v1.docx
+++ b/_implementation-notes/evening-series/FotH Pilot Session 5 Evening Run Sheet DRAFT v1.docx
@@ -344,6 +344,25 @@
       </w:r>
       <w:r>
         <w:t xml:space="preserve"> Clock and room both: a continuous read against safe, present, clear, intentional — noticing anyone triggered or checked out. Anything of weight goes to the backstop adult; that handoff is the bright line working, not the container failing.</w:t>
+      </w:r>
+    </w:p>
+    <w:p>
+      <w:pPr>
+        <w:pStyle w:val="Compact"/>
+        <w:numPr>
+          <w:ilvl w:val="0"/>
+          <w:numId w:val="1001"/>
+        </w:numPr>
+      </w:pPr>
+      <w:r>
+        <w:rPr>
+          <w:b/>
+          <w:bCs/>
+        </w:rPr>
+        <w:t>More than the four.</w:t>
+      </w:r>
+      <w:r>
+        <w:t xml:space="preserve"> New wrap-up at the merge’s tail (two minutes, content presenter): the four conditions are foundational — what makes a close friendship possible — but a good friend reaches you in more ways: they give you energy, you walk away uplifted, they are warm and caring, maybe even funny. And these are a way to choose which friendships to deepen with this process and intentionality.</w:t>
       </w:r>
     </w:p>
     <w:bookmarkEnd w:id="9"/>
@@ -600,7 +619,7 @@
               <w:pStyle w:val="Compact"/>
             </w:pPr>
             <w:r>
-              <w:t xml:space="preserve">Shared circle: common patterns surfaced, no names. Parents first.</w:t>
+              <w:t>Shared circle: common patterns surfaced, no names. Parents first. At the tail, the teaching’s wrap-up: more than the four (content presenter).</w:t>
             </w:r>
           </w:p>
         </w:tc>

--- a/_implementation-notes/evening-series/FotH Pilot Session 5 Evening Run Sheet DRAFT v1.docx
+++ b/_implementation-notes/evening-series/FotH Pilot Session 5 Evening Run Sheet DRAFT v1.docx
@@ -286,7 +286,7 @@
         <w:t>The evening opens on the map.</w:t>
       </w:r>
       <w:r>
-        <w:t xml:space="preserve"> The Four Connects grounding slide now opens every session — the first four weeks were Connect with Self; tonight stands in the second box, Connect with Others. The four conditions of friendship are how connecting with others deepens into loving others (Matt. 22:37–40).</w:t>
+        <w:t xml:space="preserve"> The Four Connects grounding slide now opens every session — the first four weeks were Connect with Self; tonight stands in the second box, Connect with Others. The four conditions of friendship are how connecting with others can be a basis for loving others (foundational, not exhaustive) (Matt. 22:37–40).</w:t>
       </w:r>
     </w:p>
     <w:p>

--- a/_implementation-notes/evening-series/FotH Pilot Session 5 Evening Run Sheet DRAFT v1.docx
+++ b/_implementation-notes/evening-series/FotH Pilot Session 5 Evening Run Sheet DRAFT v1.docx
@@ -799,25 +799,10 @@
           <w:b/>
           <w:bCs/>
         </w:rPr>
-        <w:t>The homework practice, week one.</w:t>
-      </w:r>
-      <w:r>
-        <w:t xml:space="preserve"> </w:t>
-      </w:r>
-      <w:r>
-        <w:t xml:space="preserve">Pick one friendship in your life. Pick one of</w:t>
-      </w:r>
-      <w:r>
-        <w:t xml:space="preserve"> </w:t>
-      </w:r>
-      <w:r>
-        <w:t xml:space="preserve">the four conditions. Practice it in that friendship more intentionally</w:t>
-      </w:r>
-      <w:r>
-        <w:t xml:space="preserve"> </w:t>
-      </w:r>
-      <w:r>
-        <w:t xml:space="preserve">than usual. Journal what happens.</w:t>
+        <w:t xml:space="preserve">The homework practice, week one. </w:t>
+      </w:r>
+      <w:r>
+        <w:t>Pick one relationship where you’d like a little more of one condition — a friend, a sibling, a parent, a teammate. It doesn’t have to be your closest. Pick one of the four conditions (Safe, Present, Clear, Intentional) and practice offering it there, a little more than usual. You are practicing what you give, not testing them: how they respond is not a grade on you. Journal what you notice. If this stirs something hard. Looking at friendships can bring up loneliness, a friendship that has hurt you, or one that has faded. That is real, and it is worth noticing — not fixing this week. You can choose an easier relationship, or set the practice down for a few days. And tell someone you trust: your check-in partner, a parent, or one of the leaders. You are not meant to carry the heavy things alone.</w:t>
       </w:r>
     </w:p>
     <w:p>
@@ -867,25 +852,10 @@
           <w:b/>
           <w:bCs/>
         </w:rPr>
-        <w:t>The homework practice, week two.</w:t>
-      </w:r>
-      <w:r>
-        <w:t xml:space="preserve"> </w:t>
-      </w:r>
-      <w:r>
-        <w:t xml:space="preserve">Same friendship, second condition — or the</w:t>
-      </w:r>
-      <w:r>
-        <w:t xml:space="preserve"> </w:t>
-      </w:r>
-      <w:r>
-        <w:t xml:space="preserve">same condition, deeper, if the first week opened something. Journal what</w:t>
-      </w:r>
-      <w:r>
-        <w:t xml:space="preserve"> </w:t>
-      </w:r>
-      <w:r>
-        <w:t xml:space="preserve">happens.</w:t>
+        <w:t xml:space="preserve">The homework practice, week two. </w:t>
+      </w:r>
+      <w:r>
+        <w:t>Same relationship — or a different one, if the first was too heavy. A second condition, or the same one deeper if the first week opened something. Journal what you notice.</w:t>
       </w:r>
     </w:p>
     <w:p>
@@ -901,31 +871,10 @@
           <w:b/>
           <w:bCs/>
         </w:rPr>
-        <w:t xml:space="preserve">One sentence of preparation.</w:t>
-      </w:r>
-      <w:r>
-        <w:t xml:space="preserve"> </w:t>
-      </w:r>
-      <w:r>
-        <w:t xml:space="preserve">Before we meet, finish this sentence in</w:t>
-      </w:r>
-      <w:r>
-        <w:t xml:space="preserve"> </w:t>
-      </w:r>
-      <w:r>
-        <w:t xml:space="preserve">your journal:</w:t>
-      </w:r>
-      <w:r>
-        <w:t xml:space="preserve"> </w:t>
-      </w:r>
-      <w:r>
-        <w:t xml:space="preserve">“The condition my friendships need most from me is</w:t>
-      </w:r>
-      <w:r>
-        <w:t xml:space="preserve"> </w:t>
-      </w:r>
-      <w:r>
-        <w:t xml:space="preserve">________.”</w:t>
+        <w:t xml:space="preserve">One sentence of preparation. </w:t>
+      </w:r>
+      <w:r>
+        <w:t>Before we meet, finish this sentence in your journal: “Someone who has made me feel safe is ________, and what they did was ________.”</w:t>
       </w:r>
     </w:p>
     <w:p>

--- a/_implementation-notes/evening-series/FotH Pilot Session 5 Evening Run Sheet DRAFT v1.docx
+++ b/_implementation-notes/evening-series/FotH Pilot Session 5 Evening Run Sheet DRAFT v1.docx
@@ -8,7 +8,7 @@
         <w:pStyle w:val="Heading1"/>
       </w:pPr>
       <w:r>
-        <w:t xml:space="preserve">Session 5, Evening Form — Knowing and Being Known</w:t>
+        <w:t>Evening 4 — Knowing and Being Known</w:t>
       </w:r>
     </w:p>
     <w:p>
@@ -783,7 +783,7 @@
         <w:pStyle w:val="Heading2"/>
       </w:pPr>
       <w:r>
-        <w:t xml:space="preserve">The homework handout (Session 5, two weeks)</w:t>
+        <w:t>The homework handout (Evening 4, two weeks)</w:t>
       </w:r>
     </w:p>
     <w:p>
@@ -992,6 +992,8 @@
     <w:bookmarkEnd w:id="12"/>
     <w:bookmarkEnd w:id="13"/>
     <w:sectPr>
+      <w:headerReference w:type="default" r:id="rId9"/>
+      <w:footerReference w:type="default" r:id="rId10"/>
       <w:footnotePr>
         <w:numRestart w:val="eachSect"/>
       </w:footnotePr>
@@ -1004,6 +1006,16 @@
 <w:comments xmlns:w="http://schemas.openxmlformats.org/wordprocessingml/2006/main" xmlns:m="http://schemas.openxmlformats.org/officeDocument/2006/math" xmlns:r="http://schemas.openxmlformats.org/officeDocument/2006/relationships" xmlns:o="urn:schemas-microsoft-com:office:office" xmlns:v="urn:schemas-microsoft-com:vml" xmlns:w10="urn:schemas-microsoft-com:office:word" xmlns:a="http://schemas.openxmlformats.org/drawingml/2006/main" xmlns:pic="http://schemas.openxmlformats.org/drawingml/2006/picture" xmlns:wp="http://schemas.openxmlformats.org/drawingml/2006/wordprocessingDrawing"/>
 </file>
 
+<file path=word/footer1.xml><?xml version="1.0" encoding="utf-8"?>
+<w:ftr xmlns:m="http://schemas.openxmlformats.org/officeDocument/2006/math" xmlns:mc="http://schemas.openxmlformats.org/markup-compatibility/2006" xmlns:mo="http://schemas.microsoft.com/office/mac/office/2008/main" xmlns:mv="urn:schemas-microsoft-com:mac:vml" xmlns:o="urn:schemas-microsoft-com:office:office" xmlns:r="http://schemas.openxmlformats.org/officeDocument/2006/relationships" xmlns:v="urn:schemas-microsoft-com:vml" xmlns:w10="urn:schemas-microsoft-com:office:word" xmlns:w14="http://schemas.microsoft.com/office/word/2010/wordml" xmlns:w="http://schemas.openxmlformats.org/wordprocessingml/2006/main" xmlns:wne="http://schemas.microsoft.com/office/word/2006/wordml" xmlns:wp14="http://schemas.microsoft.com/office/word/2010/wordprocessingDrawing" xmlns:wp="http://schemas.openxmlformats.org/drawingml/2006/wordprocessingDrawing" xmlns:wpc="http://schemas.microsoft.com/office/word/2010/wordprocessingCanvas" xmlns:wpg="http://schemas.microsoft.com/office/word/2010/wordprocessingGroup" xmlns:wpi="http://schemas.microsoft.com/office/word/2010/wordprocessingInk" xmlns:wps="http://schemas.microsoft.com/office/word/2010/wordprocessingShape" mc:Ignorable="w14 wp14">
+  <w:p>
+    <w:pPr>
+      <w:pStyle w:val="Footer"/>
+    </w:pPr>
+  </w:p>
+</w:ftr>
+</file>
+
 <file path=word/footnotes.xml><?xml version="1.0" encoding="utf-8"?>
 <w:footnotes xmlns:w="http://schemas.openxmlformats.org/wordprocessingml/2006/main" xmlns:m="http://schemas.openxmlformats.org/officeDocument/2006/math" xmlns:r="http://schemas.openxmlformats.org/officeDocument/2006/relationships" xmlns:o="urn:schemas-microsoft-com:office:office" xmlns:v="urn:schemas-microsoft-com:vml" xmlns:w10="urn:schemas-microsoft-com:office:word" xmlns:a="http://schemas.openxmlformats.org/drawingml/2006/main" xmlns:pic="http://schemas.openxmlformats.org/drawingml/2006/picture" xmlns:wp="http://schemas.openxmlformats.org/drawingml/2006/wordprocessingDrawing">
   <w:footnote w:type="continuationSeparator" w:id="0">
@@ -1021,6 +1033,16 @@
     </w:p>
   </w:footnote>
 </w:footnotes>
+</file>
+
+<file path=word/header1.xml><?xml version="1.0" encoding="utf-8"?>
+<w:hdr xmlns:m="http://schemas.openxmlformats.org/officeDocument/2006/math" xmlns:mc="http://schemas.openxmlformats.org/markup-compatibility/2006" xmlns:mo="http://schemas.microsoft.com/office/mac/office/2008/main" xmlns:mv="urn:schemas-microsoft-com:mac:vml" xmlns:o="urn:schemas-microsoft-com:office:office" xmlns:r="http://schemas.openxmlformats.org/officeDocument/2006/relationships" xmlns:v="urn:schemas-microsoft-com:vml" xmlns:w10="urn:schemas-microsoft-com:office:word" xmlns:w14="http://schemas.microsoft.com/office/word/2010/wordml" xmlns:w="http://schemas.openxmlformats.org/wordprocessingml/2006/main" xmlns:wne="http://schemas.microsoft.com/office/word/2006/wordml" xmlns:wp14="http://schemas.microsoft.com/office/word/2010/wordprocessingDrawing" xmlns:wp="http://schemas.openxmlformats.org/drawingml/2006/wordprocessingDrawing" xmlns:wpc="http://schemas.microsoft.com/office/word/2010/wordprocessingCanvas" xmlns:wpg="http://schemas.microsoft.com/office/word/2010/wordprocessingGroup" xmlns:wpi="http://schemas.microsoft.com/office/word/2010/wordprocessingInk" xmlns:wps="http://schemas.microsoft.com/office/word/2010/wordprocessingShape" mc:Ignorable="w14 wp14">
+  <w:p>
+    <w:pPr>
+      <w:pStyle w:val="Header"/>
+    </w:pPr>
+  </w:p>
+</w:hdr>
 </file>
 
 <file path=word/numbering.xml><?xml version="1.0" encoding="utf-8"?>
